--- a/docs/deliverables/out/Drop-0_Setup_and_Data_Migration/Migration/BIBS_Migration_BRD-13_Cutover_Runbook_v1.2.docx
+++ b/docs/deliverables/out/Drop-0_Setup_and_Data_Migration/Migration/BIBS_Migration_BRD-13_Cutover_Runbook_v1.2.docx
@@ -2295,7 +2295,7 @@
       </w:r>
       <w:r>
         <w:rPr/>
-        <w:t>The plan is rehearsed in four mocks (April, July, August and October 2027) and a dress rehearsal (November 2027) (Strategy chapter 10). This version gives planned durations; version 1.3, issued after the dress rehearsal, gives the measured durations and the named people.</w:t>
+        <w:t>The plan is rehearsed in four trial migrations (April, July, August and October 2027) and a dress rehearsal (November 2027) (Strategy chapter 10). This version gives planned durations; version 1.3, issued after the dress rehearsal, gives the measured durations and the named people.</w:t>
       </w:r>
     </w:p>
     <w:p>
@@ -12415,7 +12415,7 @@
               <w:rPr>
                 <w:sz w:val="16"/>
               </w:rPr>
-              <w:t>Legacy clean-up drives - UPP with no reference, invoices open more than 5 years, duplicate clients flagged in Mock 3, unmapped codes</w:t>
+              <w:t>Legacy clean-up drives - UPP with no reference, invoices open more than 5 years, duplicate clients flagged in Trial migration 3, unmapped codes</w:t>
             </w:r>
           </w:p>
         </w:tc>
@@ -12507,7 +12507,7 @@
               <w:rPr>
                 <w:sz w:val="16"/>
               </w:rPr>
-              <w:t>Clean-up tracker; counts reduced against Mock 3 profiling</w:t>
+              <w:t>Clean-up tracker; counts reduced against Trial migration 3 profiling</w:t>
             </w:r>
           </w:p>
         </w:tc>
@@ -12579,7 +12579,7 @@
               <w:rPr>
                 <w:sz w:val="16"/>
               </w:rPr>
-              <w:t>Renewal processing team ready for the January expiries - staffing plan for January (handlers, overtime, back-up) signed; BIBS Renewal training completed; day-1 priority queue worked on the Mock 4 and dress-rehearsal data; draft RA-sent file from the Excel trackers validated and its rejects reviewed (maker-checker)</w:t>
+              <w:t>Renewal processing team ready for the January expiries - staffing plan for January (handlers, overtime, back-up) signed; BIBS Renewal training completed; day-1 priority queue worked on the Trial migration 4 and dress-rehearsal data; draft RA-sent file from the Excel trackers validated and its rejects reviewed (maker-checker)</w:t>
             </w:r>
           </w:p>
         </w:tc>
@@ -14222,7 +14222,7 @@
               <w:rPr>
                 <w:sz w:val="16"/>
               </w:rPr>
-              <w:t>Files CHECKED; counts against the Mock 4 volumes within 5 percent</w:t>
+              <w:t>Files CHECKED; counts against the Trial migration 4 volumes within 5 percent</w:t>
             </w:r>
           </w:p>
         </w:tc>
@@ -28716,7 +28716,7 @@
               <w:rPr>
                 <w:sz w:val="17"/>
               </w:rPr>
-              <w:t>Within 2 business days - root cause, new go-live date, which mocks to repeat; purge the production staging of the failed cutover within 5 days.</w:t>
+              <w:t>Within 2 business days - root cause, new go-live date, which trial migrations to repeat; purge the production staging of the failed cutover within 5 days.</w:t>
             </w:r>
           </w:p>
         </w:tc>

--- a/docs/deliverables/out/Drop-0_Setup_and_Data_Migration/Migration/BIBS_Migration_BRD-13_Cutover_Runbook_v1.2.docx
+++ b/docs/deliverables/out/Drop-0_Setup_and_Data_Migration/Migration/BIBS_Migration_BRD-13_Cutover_Runbook_v1.2.docx
@@ -450,7 +450,7 @@
     </w:tbl>
     <w:p>
       <w:pPr>
-        <w:spacing w:before="3000" w:after="0"/>
+        <w:spacing w:before="2600" w:after="0"/>
       </w:pPr>
     </w:p>
     <w:p>
@@ -518,15 +518,8 @@
     </w:p>
     <w:p>
       <w:pPr>
-        <w:spacing w:after="0"/>
-      </w:pPr>
-      <w:r>
-        <w:br w:type="page"/>
-      </w:r>
-    </w:p>
-    <w:p>
-      <w:pPr>
         <w:pStyle w:val="BDOIFrontHeading"/>
+        <w:pageBreakBefore/>
       </w:pPr>
       <w:r>
         <w:t>Document Control</w:t>
